--- a/docs/数据结构课程设计自评表(2026).docx
+++ b/docs/数据结构课程设计自评表(2026).docx
@@ -264,7 +264,7 @@
                 <w:color w:val="000000"/>
                 <w:szCs w:val="21"/>
               </w:rPr>
-              <w:t>基于北邮真实校园 + 高德 POI 实景数据，打造”</w:t>
+              <w:t>基于北邮真实校园 + 高德 POI 实景数据，打造”个性化兴趣画像 + 智能兴趣匹配推荐 + AIGC 旅游动画 + 旅游圈子”一体化系统。亮点：5 类用户行为驱动的兴趣权重画像、调用智谱 CogVideoX的图生视频日记、自实现倒排索引全文检索（零外部分词依赖）、Huffman 压缩日记正文，端到端覆盖游前推荐、游中导航、游后分享。</w:t>
             </w:r>
             <w:r>
               <w:rPr>
@@ -274,15 +274,13 @@
                 <w:color w:val="000000"/>
                 <w:szCs w:val="21"/>
               </w:rPr>
-              <w:t>个性化兴趣画像</w:t>
-            </w:r>
-            <w:r>
-              <w:rPr>
-                <w:rFonts w:ascii="宋体" w:eastAsia="宋体" w:hAnsi="宋体" w:cs="宋体"/>
-                <w:color w:val="000000"/>
-                <w:szCs w:val="21"/>
-              </w:rPr>
-              <w:t xml:space="preserve"> + </w:t>
+            </w:r>
+            <w:r>
+              <w:rPr>
+                <w:rFonts w:ascii="宋体" w:eastAsia="宋体" w:hAnsi="宋体" w:cs="宋体"/>
+                <w:color w:val="000000"/>
+                <w:szCs w:val="21"/>
+              </w:rPr>
             </w:r>
             <w:r>
               <w:rPr>
@@ -292,7 +290,6 @@
                 <w:color w:val="000000"/>
                 <w:szCs w:val="21"/>
               </w:rPr>
-              <w:t>智能</w:t>
             </w:r>
             <w:r>
               <w:rPr>
@@ -302,15 +299,13 @@
                 <w:color w:val="000000"/>
                 <w:szCs w:val="21"/>
               </w:rPr>
-              <w:t>兴趣匹配推荐</w:t>
-            </w:r>
-            <w:r>
-              <w:rPr>
-                <w:rFonts w:ascii="宋体" w:eastAsia="宋体" w:hAnsi="宋体" w:cs="宋体"/>
-                <w:color w:val="000000"/>
-                <w:szCs w:val="21"/>
-              </w:rPr>
-              <w:t xml:space="preserve"> + </w:t>
+            </w:r>
+            <w:r>
+              <w:rPr>
+                <w:rFonts w:ascii="宋体" w:eastAsia="宋体" w:hAnsi="宋体" w:cs="宋体"/>
+                <w:color w:val="000000"/>
+                <w:szCs w:val="21"/>
+              </w:rPr>
             </w:r>
             <w:r>
               <w:rPr>
@@ -320,15 +315,13 @@
                 <w:color w:val="000000"/>
                 <w:szCs w:val="21"/>
               </w:rPr>
-              <w:t>AIGC 旅游动画</w:t>
-            </w:r>
-            <w:r>
-              <w:rPr>
-                <w:rFonts w:ascii="宋体" w:eastAsia="宋体" w:hAnsi="宋体" w:cs="宋体"/>
-                <w:color w:val="000000"/>
-                <w:szCs w:val="21"/>
-              </w:rPr>
-              <w:t xml:space="preserve"> + </w:t>
+            </w:r>
+            <w:r>
+              <w:rPr>
+                <w:rFonts w:ascii="宋体" w:eastAsia="宋体" w:hAnsi="宋体" w:cs="宋体"/>
+                <w:color w:val="000000"/>
+                <w:szCs w:val="21"/>
+              </w:rPr>
             </w:r>
             <w:r>
               <w:rPr>
@@ -338,15 +331,13 @@
                 <w:color w:val="000000"/>
                 <w:szCs w:val="21"/>
               </w:rPr>
-              <w:t>旅游圈子</w:t>
-            </w:r>
-            <w:r>
-              <w:rPr>
-                <w:rFonts w:ascii="宋体" w:eastAsia="宋体" w:hAnsi="宋体" w:cs="宋体"/>
-                <w:color w:val="000000"/>
-                <w:szCs w:val="21"/>
-              </w:rPr>
-              <w:t>”一体化系统。亮点：5 类用户行为驱动的兴趣权重画像、调用通义万相的图生视频日记、自实现倒排索引全文检索（零外部分词依赖）、Huffman 压缩日记正文，端到端覆盖游前推荐、游中导航、游后分享。</w:t>
+            </w:r>
+            <w:r>
+              <w:rPr>
+                <w:rFonts w:ascii="宋体" w:eastAsia="宋体" w:hAnsi="宋体" w:cs="宋体"/>
+                <w:color w:val="000000"/>
+                <w:szCs w:val="21"/>
+              </w:rPr>
             </w:r>
           </w:p>
           <w:p>
@@ -462,7 +453,7 @@
                 <w:color w:val="000000"/>
                 <w:szCs w:val="21"/>
               </w:rPr>
-              <w:t>运行侧:接入 DeepSeek 与通义千问智能体做用户兴趣画像总结与美食简介生成;接入通义万相 AIGC 智能体做日记图生视频。</w:t>
+              <w:t>运行侧:接入 DeepSeek 与通义千问智能体做用户兴趣画像总结与美食简介生成;接入智谱 CogVideoX AIGC 智能体做日记图生视频。</w:t>
             </w:r>
           </w:p>
           <w:p>
